--- a/DOC/fenix-resumo-do-livro.docx
+++ b/DOC/fenix-resumo-do-livro.docx
@@ -2,13 +2,13 @@
 <file path=word/document.xml><?xml version="1.0" encoding="utf-8"?>
 <w:document xmlns:w="http://schemas.openxmlformats.org/wordprocessingml/2006/main" xmlns:m="http://schemas.openxmlformats.org/officeDocument/2006/math" xmlns:r="http://schemas.openxmlformats.org/officeDocument/2006/relationships" xmlns:o="urn:schemas-microsoft-com:office:office" xmlns:v="urn:schemas-microsoft-com:vml" xmlns:w10="urn:schemas-microsoft-com:office:word" xmlns:a="http://schemas.openxmlformats.org/drawingml/2006/main" xmlns:pic="http://schemas.openxmlformats.org/drawingml/2006/picture" xmlns:wp="http://schemas.openxmlformats.org/drawingml/2006/wordprocessingDrawing">
   <w:body>
-    <w:bookmarkStart w:id="27" w:name="resumo-do-livro-das-regras-fênix-v4.8"/>
+    <w:bookmarkStart w:id="27" w:name="resumo-do-livro-das-regras-fênix-v5.1"/>
     <w:p>
       <w:pPr>
         <w:pStyle w:val="Heading1"/>
       </w:pPr>
       <w:r>
-        <w:t xml:space="preserve">RESUMO DO LIVRO DAS REGRAS FÊNIX (v4.8)</w:t>
+        <w:t xml:space="preserve">RESUMO DO LIVRO DAS REGRAS FÊNIX (v5.1)</w:t>
       </w:r>
     </w:p>
     <w:p>
@@ -236,7 +236,7 @@
         <w:rPr>
           <w:rStyle w:val="VerbatimChar"/>
         </w:rPr>
-        <w:t xml:space="preserve">v3.2 | c 4.8</w:t>
+        <w:t xml:space="preserve">v3.2 | c 5.1</w:t>
       </w:r>
       <w:r>
         <w:t xml:space="preserve"> </w:t>
@@ -395,6 +395,205 @@
       </w:r>
       <w:r>
         <w:t xml:space="preserve">igual a 0; teste em 360 px e sem internet (regras 47 a 51).</w:t>
+      </w:r>
+    </w:p>
+    <w:p>
+      <w:pPr>
+        <w:numPr>
+          <w:ilvl w:val="0"/>
+          <w:numId w:val="1001"/>
+        </w:numPr>
+        <w:pStyle w:val="Compact"/>
+      </w:pPr>
+      <w:r>
+        <w:rPr>
+          <w:bCs/>
+          <w:b/>
+        </w:rPr>
+        <w:t xml:space="preserve">Teste de 15 dias:</w:t>
+      </w:r>
+      <w:r>
+        <w:t xml:space="preserve"> </w:t>
+      </w:r>
+      <w:r>
+        <w:t xml:space="preserve">o cliente usa tudo por 15 dias; depois, sem licença por tempo ou definitiva, só lê e exporta o backup. Chame</w:t>
+      </w:r>
+      <w:r>
+        <w:t xml:space="preserve"> </w:t>
+      </w:r>
+      <w:r>
+        <w:rPr>
+          <w:rStyle w:val="VerbatimChar"/>
+        </w:rPr>
+        <w:t xml:space="preserve">licenca.carregar</w:t>
+      </w:r>
+      <w:r>
+        <w:t xml:space="preserve">, mostre</w:t>
+      </w:r>
+      <w:r>
+        <w:t xml:space="preserve"> </w:t>
+      </w:r>
+      <w:r>
+        <w:rPr>
+          <w:rStyle w:val="VerbatimChar"/>
+        </w:rPr>
+        <w:t xml:space="preserve">montarAviso</w:t>
+      </w:r>
+      <w:r>
+        <w:t xml:space="preserve"> </w:t>
+      </w:r>
+      <w:r>
+        <w:t xml:space="preserve">e trate</w:t>
+      </w:r>
+      <w:r>
+        <w:t xml:space="preserve"> </w:t>
+      </w:r>
+      <w:r>
+        <w:rPr>
+          <w:rStyle w:val="VerbatimChar"/>
+        </w:rPr>
+        <w:t xml:space="preserve">FENIX_SOMENTE_LEITURA</w:t>
+      </w:r>
+      <w:r>
+        <w:t xml:space="preserve"> </w:t>
+      </w:r>
+      <w:r>
+        <w:t xml:space="preserve">(regra 62). Desde a v5.1 o core mostra a faixa de aviso sozinho nos apps com login, até nos antigos.</w:t>
+      </w:r>
+    </w:p>
+    <w:p>
+      <w:pPr>
+        <w:numPr>
+          <w:ilvl w:val="0"/>
+          <w:numId w:val="1001"/>
+        </w:numPr>
+        <w:pStyle w:val="Compact"/>
+      </w:pPr>
+      <w:r>
+        <w:rPr>
+          <w:bCs/>
+          <w:b/>
+        </w:rPr>
+        <w:t xml:space="preserve">Texto seguro:</w:t>
+      </w:r>
+      <w:r>
+        <w:t xml:space="preserve"> </w:t>
+      </w:r>
+      <w:r>
+        <w:t xml:space="preserve">texto de usuário na tela com</w:t>
+      </w:r>
+      <w:r>
+        <w:t xml:space="preserve"> </w:t>
+      </w:r>
+      <w:r>
+        <w:rPr>
+          <w:rStyle w:val="VerbatimChar"/>
+        </w:rPr>
+        <w:t xml:space="preserve">textContent</w:t>
+      </w:r>
+      <w:r>
+        <w:t xml:space="preserve"> </w:t>
+      </w:r>
+      <w:r>
+        <w:t xml:space="preserve">ou</w:t>
+      </w:r>
+      <w:r>
+        <w:t xml:space="preserve"> </w:t>
+      </w:r>
+      <w:r>
+        <w:rPr>
+          <w:rStyle w:val="VerbatimChar"/>
+        </w:rPr>
+        <w:t xml:space="preserve">FenixCore.seguranca</w:t>
+      </w:r>
+      <w:r>
+        <w:t xml:space="preserve">, nunca cru em</w:t>
+      </w:r>
+      <w:r>
+        <w:t xml:space="preserve"> </w:t>
+      </w:r>
+      <w:r>
+        <w:rPr>
+          <w:rStyle w:val="VerbatimChar"/>
+        </w:rPr>
+        <w:t xml:space="preserve">innerHTML</w:t>
+      </w:r>
+      <w:r>
+        <w:t xml:space="preserve"> </w:t>
+      </w:r>
+      <w:r>
+        <w:t xml:space="preserve">(regra 64).</w:t>
+      </w:r>
+    </w:p>
+    <w:p>
+      <w:pPr>
+        <w:numPr>
+          <w:ilvl w:val="0"/>
+          <w:numId w:val="1001"/>
+        </w:numPr>
+        <w:pStyle w:val="Compact"/>
+      </w:pPr>
+      <w:r>
+        <w:rPr>
+          <w:bCs/>
+          <w:b/>
+        </w:rPr>
+        <w:t xml:space="preserve">Dados:</w:t>
+      </w:r>
+      <w:r>
+        <w:t xml:space="preserve"> </w:t>
+      </w:r>
+      <w:r>
+        <w:t xml:space="preserve">versão do esquema e migração com backup (regra 65,</w:t>
+      </w:r>
+      <w:r>
+        <w:t xml:space="preserve"> </w:t>
+      </w:r>
+      <w:r>
+        <w:rPr>
+          <w:rStyle w:val="VerbatimChar"/>
+        </w:rPr>
+        <w:t xml:space="preserve">FenixCore.esquema</w:t>
+      </w:r>
+      <w:r>
+        <w:t xml:space="preserve">).</w:t>
+      </w:r>
+    </w:p>
+    <w:p>
+      <w:pPr>
+        <w:numPr>
+          <w:ilvl w:val="0"/>
+          <w:numId w:val="1001"/>
+        </w:numPr>
+        <w:pStyle w:val="Compact"/>
+      </w:pPr>
+      <w:r>
+        <w:rPr>
+          <w:bCs/>
+          <w:b/>
+        </w:rPr>
+        <w:t xml:space="preserve">Qualidade extra:</w:t>
+      </w:r>
+      <w:r>
+        <w:t xml:space="preserve"> </w:t>
+      </w:r>
+      <w:r>
+        <w:t xml:space="preserve">teste de fumaça</w:t>
+      </w:r>
+      <w:r>
+        <w:t xml:space="preserve"> </w:t>
+      </w:r>
+      <w:r>
+        <w:rPr>
+          <w:rStyle w:val="VerbatimChar"/>
+        </w:rPr>
+        <w:t xml:space="preserve">testes-app/fumaca-modelo.mjs</w:t>
+      </w:r>
+      <w:r>
+        <w:t xml:space="preserve"> </w:t>
+      </w:r>
+      <w:r>
+        <w:t xml:space="preserve">(regra 68), acessibilidade básica (regra 69) e a versão de volta informada na entrega (regra 70).</w:t>
       </w:r>
     </w:p>
     <w:p>
@@ -724,7 +923,7 @@
               <w:jc w:val="left"/>
             </w:pPr>
             <w:r>
-              <w:t xml:space="preserve">23 a 32 e 56</w:t>
+              <w:t xml:space="preserve">23 a 32, 56 e 67 (excluir conta e dados)</w:t>
             </w:r>
           </w:p>
         </w:tc>
@@ -751,6 +950,32 @@
             </w:pPr>
             <w:r>
               <w:t xml:space="preserve">56 e 58</w:t>
+            </w:r>
+          </w:p>
+        </w:tc>
+      </w:tr>
+      <w:tr>
+        <w:tc>
+          <w:tcPr/>
+          <w:p>
+            <w:pPr>
+              <w:pStyle w:val="Compact"/>
+              <w:jc w:val="left"/>
+            </w:pPr>
+            <w:r>
+              <w:t xml:space="preserve">Licença por tempo ou definitiva, teste e somente leitura</w:t>
+            </w:r>
+          </w:p>
+        </w:tc>
+        <w:tc>
+          <w:tcPr/>
+          <w:p>
+            <w:pPr>
+              <w:pStyle w:val="Compact"/>
+              <w:jc w:val="left"/>
+            </w:pPr>
+            <w:r>
+              <w:t xml:space="preserve">58 e 62</w:t>
             </w:r>
           </w:p>
         </w:tc>
@@ -828,7 +1053,7 @@
               <w:jc w:val="left"/>
             </w:pPr>
             <w:r>
-              <w:t xml:space="preserve">3, 4 e 46 (regras de segurança)</w:t>
+              <w:t xml:space="preserve">3, 4, 46 e 66 (regras de segurança e cota)</w:t>
             </w:r>
           </w:p>
         </w:tc>
@@ -1021,7 +1246,7 @@
         <w:t xml:space="preserve">versao.json</w:t>
       </w:r>
       <w:r>
-        <w:t xml:space="preserve">, regras do Firestore, templates e documentos legais sobem juntos para o mesmo número (regra 7).</w:t>
+        <w:t xml:space="preserve">, regras do Firestore, Painel, página administrativa, templates e documentos legais sobem juntos para o mesmo número (regra 7).</w:t>
       </w:r>
     </w:p>
     <w:p>
@@ -1088,6 +1313,33 @@
       </w:r>
       <w:r>
         <w:t xml:space="preserve">no seu computador, copie as regras atuais para um backup, teste no Playground e só então publique (regra 46).</w:t>
+      </w:r>
+    </w:p>
+    <w:p>
+      <w:pPr>
+        <w:numPr>
+          <w:ilvl w:val="0"/>
+          <w:numId w:val="1005"/>
+        </w:numPr>
+        <w:pStyle w:val="Compact"/>
+      </w:pPr>
+      <w:r>
+        <w:t xml:space="preserve">Administração (regra 63):</w:t>
+      </w:r>
+      <w:r>
+        <w:t xml:space="preserve"> </w:t>
+      </w:r>
+      <w:r>
+        <w:rPr>
+          <w:rStyle w:val="VerbatimChar"/>
+        </w:rPr>
+        <w:t xml:space="preserve">fenix-admin.html</w:t>
+      </w:r>
+      <w:r>
+        <w:t xml:space="preserve"> </w:t>
+      </w:r>
+      <w:r>
+        <w:t xml:space="preserve">gere clientes, licenças e equipe; depois de publicar as regras v4.9, use Carimbar início do teste uma vez.</w:t>
       </w:r>
     </w:p>
     <w:p>
